--- a/testflow/12_Bien_ban_ban_giao_san_pham.docx
+++ b/testflow/12_Bien_ban_ban_giao_san_pham.docx
@@ -645,7 +645,7 @@
           <w:szCs w:val="28"/>
           <w:lang w:val="en-US"/>
         </w:rPr>
-        <w:t xml:space="preserve">29/7/2026</w:t>
+        <w:t xml:space="preserve">Ngày 29 tháng 7 năm 2026</w:t>
       </w:r>
       <w:r>
         <w:rPr>
